--- a/paper_template/长江信息通信/自适应多尺度加权的多变量网络流量预测_czxxtx20261026_图文整合稿.docx
+++ b/paper_template/长江信息通信/自适应多尺度加权的多变量网络流量预测_czxxtx20261026_图文整合稿.docx
@@ -7347,7 +7347,7 @@
       </w:pPr>
       <w:r>
         <w:rPr/>
-        <w:t>在模型规模方面，DLinear在Abilene和GÉANT上的参数量均为4 656，LightTS分别为130 162和384 382，本文方法在两个数据集上均为8 339。相对LightTS，本文方法的参数量分别仅占6.41%和2.17%。</w:t>
+        <w:t>模型参数量方面，DLinear在两个数据集上均为4 656；LightTS在Abilene和GÉANT上分别为130 162和384 382；本文方法在两个数据集上均为8 339。</w:t>
       </w:r>
     </w:p>
     <w:p>
@@ -9347,7 +9347,7 @@
       </w:pPr>
       <w:r>
         <w:rPr/>
-        <w:t>与固定等权融合相比，本文方法在Abilene高需求目标点上的MAE和平均低估误差（AUE）配对平均降幅分别为17.47%和20.84%；在GÉANT上分别为3.87%和6.65%。这组结果补充了图3相对DLinear的比较，反映窗口级自适应加权的作用。</w:t>
+        <w:t>在GÉANT高需求目标点上，本文方法相对固定等权融合的MAE和平均低估误差（AUE）配对平均降幅分别为3.87%和6.65%。</w:t>
       </w:r>
     </w:p>
     <w:p>
@@ -10208,7 +10208,7 @@
       </w:pPr>
       <w:r>
         <w:rPr/>
-        <w:t>在GÉANT一周预测任务中，相对DLinear、固定等权、全局权重和恒定输入路由，本文方法的MSE配对平均降幅分别为23.16%、26.11%、26.02%和23.77%，MAE分别为11.16%、12.39%、12.34%和11.19%。八个共同随机种子下，针对上述四种对照的MSE和MAE配对改善次数均为8/8。</w:t>
+        <w:t>上述一周预测比较在八个共同随机种子下的MSE和MAE配对降幅均为正，相对四种对照的正向次数均为8/8。</w:t>
       </w:r>
     </w:p>
     <w:p>

--- a/paper_template/长江信息通信/自适应多尺度加权的多变量网络流量预测_czxxtx20261026_图文整合稿.docx
+++ b/paper_template/长江信息通信/自适应多尺度加权的多变量网络流量预测_czxxtx20261026_图文整合稿.docx
@@ -7340,14 +7340,9 @@
       <w:r>
         <w:t>相对LightTS，Abilene和GÉANT的MSE平均降低25.77%和43.74%，MAE平均降低12.66%和29.09%。对应LightTS模型分别含130162、384382个参数，本文方法均为8339个，分别为其6.41%和2.17%，即减少93.59%和97.83%。通过变量间参数共享和四维路由，本文方法以较少参数获得了更低的平均预测误差，在不同OD规模下保持了精度与参数量优势。</w:t>
       </w:r>
-    </w:p>
-    <w:p>
-      <w:pPr>
-        <w:pStyle w:val="JournalBody"/>
-      </w:pPr>
       <w:r>
         <w:rPr/>
-        <w:t>模型参数量方面，DLinear在两个数据集上均为4 656；LightTS在Abilene和GÉANT上分别为130 162和384 382；本文方法在两个数据集上均为8 339。</w:t>
+        <w:t xml:space="preserve"> 模型参数量方面，DLinear在两个数据集上均为4 656；LightTS在Abilene和GÉANT上分别为130 162和384 382；本文方法在两个数据集上均为8 339。</w:t>
       </w:r>
     </w:p>
     <w:p>
@@ -9340,14 +9335,9 @@
       <w:r>
         <w:t>本文方法在Abilene上的高需求MAE与AUE分别为0.147、0.137，GÉANT上分别为0.632、0.577，均低于图中所设对照。Abilene上相对DLinear，两项指标分别降低13.96%和16.07%；相对固定等权，分别降低约17.47%和20.84%。与总体精度结果相结合，自适应多尺度加权在降低平均预测误差的同时，也减小了高需求目标点的低估幅度，为小时级流量需求估计提供了更准确的预测结果。</w:t>
       </w:r>
-    </w:p>
-    <w:p>
-      <w:pPr>
-        <w:pStyle w:val="JournalBody"/>
-      </w:pPr>
       <w:r>
         <w:rPr/>
-        <w:t>在GÉANT高需求目标点上，本文方法相对固定等权融合的MAE和平均低估误差（AUE）配对平均降幅分别为3.87%和6.65%。</w:t>
+        <w:t xml:space="preserve"> 在GÉANT高需求目标点上，本文方法相对固定等权融合的MAE和平均低估误差（AUE）配对平均降幅分别为3.87%和6.65%。</w:t>
       </w:r>
     </w:p>
     <w:p>
@@ -10201,14 +10191,9 @@
       <w:r>
         <w:t>预测长度由24 h扩展至168 h后，路由网络仍仅含131个参数，占总参数量57587的0.23%。较长预测区间上的误差改善与固定路由规模相结合，进一步体现了该结构在多步OD流量预测中的精度与轻量化优势。</w:t>
       </w:r>
-    </w:p>
-    <w:p>
-      <w:pPr>
-        <w:pStyle w:val="JournalBody"/>
-      </w:pPr>
       <w:r>
         <w:rPr/>
-        <w:t>上述一周预测比较在八个共同随机种子下的MSE和MAE配对降幅均为正，相对四种对照的正向次数均为8/8。</w:t>
+        <w:t xml:space="preserve"> 上述一周预测比较在八个共同随机种子下的MSE和MAE配对降幅均为正，相对四种对照的正向次数均为8/8。</w:t>
       </w:r>
     </w:p>
     <w:p>
